--- a/test/AppForSEII2526.UIT/Test summary report Los Payos.docx
+++ b/test/AppForSEII2526.UIT/Test summary report Los Payos.docx
@@ -93,7 +93,21 @@
           <w:sz w:val="28"/>
           <w:lang w:val="es-ES"/>
         </w:rPr>
-        <w:t xml:space="preserve"> &lt;1.0&gt;</w:t>
+        <w:t xml:space="preserve"> &lt;1.</w:t>
+      </w:r>
+      <w:r>
+        <w:rPr>
+          <w:sz w:val="28"/>
+          <w:lang w:val="es-ES"/>
+        </w:rPr>
+        <w:t>1</w:t>
+      </w:r>
+      <w:r>
+        <w:rPr>
+          <w:sz w:val="28"/>
+          <w:lang w:val="es-ES"/>
+        </w:rPr>
+        <w:t>&gt;</w:t>
       </w:r>
     </w:p>
     <w:p>
@@ -425,13 +439,7 @@
               <w:rPr>
                 <w:lang w:val="es-ES"/>
               </w:rPr>
-              <w:t>1</w:t>
-            </w:r>
-            <w:r>
-              <w:rPr>
-                <w:lang w:val="es-ES"/>
-              </w:rPr>
-              <w:t>4</w:t>
+              <w:t>14</w:t>
             </w:r>
             <w:r>
               <w:rPr>
@@ -2336,17 +2344,8 @@
           <w:spacing w:val="-1"/>
           <w:w w:val="95"/>
         </w:rPr>
-        <w:t xml:space="preserve">- Luis Melero </w:t>
-      </w:r>
-      <w:proofErr w:type="spellStart"/>
-      <w:r>
-        <w:rPr>
-          <w:spacing w:val="-1"/>
-          <w:w w:val="95"/>
-        </w:rPr>
-        <w:t>Jareño</w:t>
-      </w:r>
-      <w:proofErr w:type="spellEnd"/>
+        <w:t>- Luis Melero Jareño</w:t>
+      </w:r>
     </w:p>
     <w:p>
       <w:pPr>
@@ -2501,16 +2500,42 @@
         </w:tcPr>
         <w:p>
           <w:pPr>
-            <w:jc w:val="center"/>
+            <w:pStyle w:val="Textoindependiente"/>
+            <w:kinsoku w:val="0"/>
+            <w:overflowPunct w:val="0"/>
           </w:pPr>
           <w:r>
             <w:sym w:font="Symbol" w:char="F0D3"/>
           </w:r>
-          <w:fldSimple w:instr=" DOCPROPERTY &quot;Company&quot;  \* MERGEFORMAT ">
-            <w:r>
-              <w:t>&lt;Company Name&gt;</w:t>
-            </w:r>
-          </w:fldSimple>
+          <w:r>
+            <w:fldChar w:fldCharType="begin"/>
+          </w:r>
+          <w:r>
+            <w:instrText xml:space="preserve"> DOCPROPERTY "Company"  \* MERGEFORMAT </w:instrText>
+          </w:r>
+          <w:r>
+            <w:fldChar w:fldCharType="separate"/>
+          </w:r>
+          <w:r>
+            <w:t>&lt;</w:t>
+          </w:r>
+          <w:r>
+            <w:t xml:space="preserve">Los </w:t>
+          </w:r>
+          <w:proofErr w:type="spellStart"/>
+          <w:r>
+            <w:t>Payos</w:t>
+          </w:r>
+          <w:proofErr w:type="spellEnd"/>
+          <w:r>
+            <w:t xml:space="preserve"> </w:t>
+          </w:r>
+          <w:r>
+            <w:t>&gt;</w:t>
+          </w:r>
+          <w:r>
+            <w:fldChar w:fldCharType="end"/>
+          </w:r>
           <w:r>
             <w:t>, 2000</w:t>
           </w:r>
@@ -2750,7 +2775,13 @@
             <w:ind w:right="68"/>
           </w:pPr>
           <w:r>
-            <w:t xml:space="preserve">  Version:           &lt;1.0&gt;</w:t>
+            <w:t xml:space="preserve">  Version:           &lt;1.</w:t>
+          </w:r>
+          <w:r>
+            <w:t>1</w:t>
+          </w:r>
+          <w:r>
+            <w:t>&gt;</w:t>
           </w:r>
         </w:p>
       </w:tc>
@@ -2836,8 +2867,22 @@
           <w:gridSpan w:val="2"/>
         </w:tcPr>
         <w:p>
+          <w:pPr>
+            <w:pStyle w:val="Textoindependiente"/>
+            <w:kinsoku w:val="0"/>
+            <w:overflowPunct w:val="0"/>
+          </w:pPr>
           <w:r>
-            <w:t>&lt;document identifier&gt;</w:t>
+            <w:t>&lt;</w:t>
+          </w:r>
+          <w:r>
+            <w:t xml:space="preserve"> </w:t>
+          </w:r>
+          <w:r>
+            <w:t>TSR-ISII2526LosPayos-Sprint3</w:t>
+          </w:r>
+          <w:r>
+            <w:t>&gt;</w:t>
           </w:r>
         </w:p>
       </w:tc>
@@ -3852,6 +3897,7 @@
   <w:style w:type="character" w:default="1" w:styleId="Fuentedeprrafopredeter">
     <w:name w:val="Default Paragraph Font"/>
     <w:uiPriority w:val="1"/>
+    <w:semiHidden/>
     <w:unhideWhenUsed/>
   </w:style>
   <w:style w:type="table" w:default="1" w:styleId="Tablanormal">
